--- a/input/master-resume/old/master-resume-v1-10-19-26.docx
+++ b/input/master-resume/old/master-resume-v1-10-19-26.docx
@@ -15779,7 +15779,7 @@
           <w:b/>
           <w:bCs/>
         </w:rPr>
-        <w:t xml:space="preserve">2021 </w:t>
+        <w:t xml:space="preserve">2020 </w:t>
       </w:r>
       <w:r>
         <w:rPr>
@@ -16121,7 +16121,7 @@
         <w:rPr>
           <w:rFonts w:ascii="Times New Roman" w:hAnsi="Times New Roman" w:cs="Times New Roman"/>
         </w:rPr>
-        <w:t>South Jordan, UT | August 2021 - April 2022</w:t>
+        <w:t>South Jordan, UT | August 2020 - April 2022</w:t>
       </w:r>
     </w:p>
     <w:p>
